--- a/OSS911_BI数据仓库_概要设计说明书_HLD_v0.3.docx
+++ b/OSS911_BI数据仓库_概要设计说明书_HLD_v0.3.docx
@@ -461,7 +461,7 @@
                 <w:b w:val="0"/>
                 <w:sz w:val="18"/>
               </w:rPr>
-              <w:t>依据详细设计第一轮讨论结论修订，共十处。一、AI 能力经确认由联合体内 AI 包实现，本方交付四向集成接口（IF-07、IF-37 至 IF-39）并以 core.fact_ai_inference 承载回流结果。二、GIS 由沙特本地厂商 HudHud 提供地图数据与嵌入式组件、本地部署，本方保留空间聚合并启用 PostGIS。三、系统设 DMZ 区，含 internet 出口与短信、邮件两个网关（均由总包商运维），告警与报表分发合并为统一投递服务。四、移动端本期交付，形态为只读聚合管理看板，经 DMZ 反向代理访问（IF-40），与 RFP 1.3.2.12.15 的实质差异消解。五、新增记录检索服务，补上 RFP 1.6.2.7 的记录级检索能力。六、新增字段级可见性矩阵，并启用按派驻部门的行级安全（AS-14 已推翻）。七、响应时间改为三档分层承诺，快速路径以近一年数据为界。八、保留期改为三层，纠正八年在线保留对 RFP 2.7.10.4 的口径误读。九、新增 M-11 数据分类与发现界面，管理界面由十个增为十一个。十、迁移起始年份确认为 2016 年，规模基线按约十一年修订。</w:t>
+              <w:t>依据详细设计第一轮讨论结论修订，共十处。一、AI 能力经确认由联合体内 AI 包实现，本方交付四向集成接口（IF-07、IF-37 至 IF-39）并以 core.fact_ai_inference 承载回流结果。二、GIS 由沙特本地厂商 HudHud 提供地图数据与嵌入式组件、本地部署，本方保留空间聚合并启用 PostGIS。三、系统设 DMZ 区，含 internet 出口与短信、邮件两个网关（均由总包商运维），告警与报表分发合并为统一投递服务。四、移动端本期交付，形态为只读聚合管理看板，经 DMZ 反向代理访问（IF-40），与 RFP 1.3.2.12.15 的实质差异消解。五、新增记录检索服务，补上 RFP 1.6.2.7 的记录级检索能力。六、新增字段级可见性矩阵，并启用按派驻部门的行级安全（AS-14 已推翻）。七、响应时间改为三档分层承诺，快速路径以近一年数据为界。八、保留期改为三层，纠正八年在线保留对 RFP 2.7.10.4 的口径误读。九、新增 M-11 数据分类与发现界面，管理界面由十个增为十一个。十、迁移起始年份确认为 2016 年，规模基线按约十一年修订。 十一、归档库经更正为 SQL Server（此前记录的 PostgreSQL 系误记），读取 archive 副本库；新增 mssql_read 连接器与开源 TDS 驱动链，图 3-1 与 3-2 同步更新。</w:t>
             </w:r>
           </w:p>
         </w:tc>
@@ -5401,6 +5401,65 @@
                 <w:sz w:val="18"/>
               </w:rPr>
               <w:t>原「业务数据在线保留八年」为口径误读。改为三层：热层近一年承担亚秒查询，温层为一年以上的全部历史、走历史查询路径，冷层按备份分层执行（5.5 · 7.2）</w:t>
+            </w:r>
+          </w:p>
+        </w:tc>
+      </w:tr>
+      <w:tr>
+        <w:tc>
+          <w:tcPr>
+            <w:tcW w:type="dxa" w:w="2381"/>
+          </w:tcPr>
+          <w:p>
+            <w:pPr>
+              <w:spacing w:after="40" w:before="40" w:line="283" w:lineRule="auto"/>
+            </w:pPr>
+            <w:r/>
+            <w:r>
+              <w:rPr>
+                <w:rFonts w:ascii="微软雅黑" w:hAnsi="微软雅黑" w:eastAsia="微软雅黑"/>
+                <w:b w:val="0"/>
+                <w:sz w:val="18"/>
+              </w:rPr>
+              <w:t>归档库为 SQL Server，读取 archive 副本库</w:t>
+            </w:r>
+          </w:p>
+        </w:tc>
+        <w:tc>
+          <w:tcPr>
+            <w:tcW w:type="dxa" w:w="1361"/>
+          </w:tcPr>
+          <w:p>
+            <w:pPr>
+              <w:spacing w:after="40" w:before="40" w:line="283" w:lineRule="auto"/>
+            </w:pPr>
+            <w:r/>
+            <w:r>
+              <w:rPr>
+                <w:rFonts w:ascii="微软雅黑" w:hAnsi="微软雅黑" w:eastAsia="微软雅黑"/>
+                <w:b w:val="0"/>
+                <w:sz w:val="18"/>
+              </w:rPr>
+              <w:t>现场条件</w:t>
+            </w:r>
+          </w:p>
+        </w:tc>
+        <w:tc>
+          <w:tcPr>
+            <w:tcW w:type="dxa" w:w="5102"/>
+          </w:tcPr>
+          <w:p>
+            <w:pPr>
+              <w:spacing w:after="40" w:before="40" w:line="283" w:lineRule="auto"/>
+            </w:pPr>
+            <w:r/>
+            <w:r>
+              <w:rPr>
+                <w:rFonts w:ascii="微软雅黑" w:hAnsi="微软雅黑" w:eastAsia="微软雅黑"/>
+                <w:b w:val="0"/>
+                <w:sz w:val="18"/>
+              </w:rPr>
+              <w:t>新增第五类连接器 mssql_read 与开源 TDS 驱动链；跨库类型映射须逐类定义；SQL Server 的 datetime 不带时区，REQ-MIG-08 的保真表述须按源端实际情况修订（4.6.1 · 14 章）</w:t>
             </w:r>
           </w:p>
         </w:tc>
@@ -6334,7 +6393,7 @@
                 <w:b w:val="0"/>
                 <w:sz w:val="18"/>
               </w:rPr>
-              <w:t>四类协议适配：pg_read、rest_api、kafka_consume、file_drop。负责分页、限流、重试、断点续传、批事务提交。不含任何业务语义。</w:t>
+              <w:t>五类协议适配：pg_read、mssql_read、rest_api、kafka_consume、file_drop。负责分页、限流、重试、断点续传、批事务提交。不含任何业务语义。</w:t>
             </w:r>
           </w:p>
         </w:tc>
@@ -7881,7 +7940,7 @@
                 <w:b w:val="0"/>
                 <w:sz w:val="18"/>
               </w:rPr>
-              <w:t>归档库 至 迁移工具</w:t>
+              <w:t>归档库（SQL Server, archive 副本）至 迁移工具</w:t>
             </w:r>
           </w:p>
         </w:tc>
@@ -7900,7 +7959,7 @@
                 <w:b w:val="0"/>
                 <w:sz w:val="18"/>
               </w:rPr>
-              <w:t>PostgreSQL wire / TLS</w:t>
+              <w:t>TDS / TLS（FreeTDS 开源驱动链）</w:t>
             </w:r>
           </w:p>
         </w:tc>
@@ -7919,7 +7978,7 @@
                 <w:b w:val="0"/>
                 <w:sz w:val="18"/>
               </w:rPr>
-              <w:t>只读账号，一次性全量</w:t>
+              <w:t>只读账号读副本库，一次性全量</w:t>
             </w:r>
           </w:p>
         </w:tc>
@@ -9685,6 +9744,103 @@
                 <w:sz w:val="18"/>
               </w:rPr>
               <w:t>设计完成</w:t>
+            </w:r>
+          </w:p>
+        </w:tc>
+      </w:tr>
+      <w:tr>
+        <w:tc>
+          <w:tcPr>
+            <w:tcW w:type="dxa" w:w="964"/>
+          </w:tcPr>
+          <w:p>
+            <w:pPr>
+              <w:spacing w:after="40" w:before="40" w:line="283" w:lineRule="auto"/>
+            </w:pPr>
+            <w:r/>
+            <w:r>
+              <w:rPr>
+                <w:rFonts w:ascii="微软雅黑" w:hAnsi="微软雅黑" w:eastAsia="微软雅黑"/>
+                <w:b w:val="0"/>
+                <w:sz w:val="18"/>
+              </w:rPr>
+              <w:t>T-29</w:t>
+            </w:r>
+          </w:p>
+        </w:tc>
+        <w:tc>
+          <w:tcPr>
+            <w:tcW w:type="dxa" w:w="2608"/>
+          </w:tcPr>
+          <w:p>
+            <w:pPr>
+              <w:spacing w:after="40" w:before="40" w:line="283" w:lineRule="auto"/>
+            </w:pPr>
+            <w:r/>
+            <w:r>
+              <w:rPr>
+                <w:rFonts w:ascii="微软雅黑" w:hAnsi="微软雅黑" w:eastAsia="微软雅黑"/>
+                <w:b w:val="0"/>
+                <w:sz w:val="18"/>
+              </w:rPr>
+              <w:t>归档库的类型与字符集细节</w:t>
+            </w:r>
+          </w:p>
+        </w:tc>
+        <w:tc>
+          <w:tcPr>
+            <w:tcW w:type="dxa" w:w="1928"/>
+          </w:tcPr>
+          <w:p>
+            <w:pPr>
+              <w:spacing w:after="40" w:before="40" w:line="283" w:lineRule="auto"/>
+            </w:pPr>
+            <w:r/>
+            <w:r>
+              <w:rPr>
+                <w:rFonts w:ascii="微软雅黑" w:hAnsi="微软雅黑" w:eastAsia="微软雅黑"/>
+                <w:b w:val="0"/>
+                <w:sz w:val="18"/>
+              </w:rPr>
+              <w:t>SQL Server 版本；时间字段为 datetime、datetime2 还是 datetimeoffset；阿拉伯语字段为 nvarchar 还是带阿语 collation 的 varchar。</w:t>
+            </w:r>
+          </w:p>
+        </w:tc>
+        <w:tc>
+          <w:tcPr>
+            <w:tcW w:type="dxa" w:w="2608"/>
+          </w:tcPr>
+          <w:p>
+            <w:pPr>
+              <w:spacing w:after="40" w:before="40" w:line="283" w:lineRule="auto"/>
+            </w:pPr>
+            <w:r/>
+            <w:r>
+              <w:rPr>
+                <w:rFonts w:ascii="微软雅黑" w:hAnsi="微软雅黑" w:eastAsia="微软雅黑"/>
+                <w:b w:val="0"/>
+                <w:sz w:val="18"/>
+              </w:rPr>
+              <w:t>DS / 现有运维方</w:t>
+            </w:r>
+          </w:p>
+        </w:tc>
+        <w:tc>
+          <w:tcPr>
+            <w:tcW w:type="dxa" w:w="1134"/>
+          </w:tcPr>
+          <w:p>
+            <w:pPr>
+              <w:spacing w:after="40" w:before="40" w:line="283" w:lineRule="auto"/>
+            </w:pPr>
+            <w:r/>
+            <w:r>
+              <w:rPr>
+                <w:rFonts w:ascii="微软雅黑" w:hAnsi="微软雅黑" w:eastAsia="微软雅黑"/>
+                <w:b w:val="0"/>
+                <w:sz w:val="18"/>
+              </w:rPr>
+              <w:t>时间类型直接决定 RFP 2.7.7.5「保留原始时区」如何应答——源端若为 datetime 则时区信息本就不存在，须在迁移方案中如实表述而非等验收时发现（4.6.1 · 对应 IR-42）。</w:t>
             </w:r>
           </w:p>
         </w:tc>
@@ -11055,7 +11211,7 @@
                 <w:b w:val="0"/>
                 <w:sz w:val="18"/>
               </w:rPr>
-              <w:t>pg_read / rest_api / kafka_consume / file_drop</w:t>
+              <w:t>pg_read / mssql_read / rest_api / kafka_consume / file_drop</w:t>
             </w:r>
           </w:p>
         </w:tc>
@@ -12296,7 +12452,7 @@
           <w:b w:val="0"/>
           <w:sz w:val="21"/>
         </w:rPr>
-        <w:t>旧系统的历史数据一次性全量迁入，迁移完成并通过对账后旧系统下线，本接口随之停用。迁移的起始年份与对账口径待实施阶段确认（见第 14 章 A3）。需要说明的是，迁移范围不影响本设计——迁移工具的设计与迁入多少年无关，只影响容量估算与实施排期。</w:t>
+        <w:t>旧系统的历史数据一次性全量迁入，迁移完成并通过对账后旧系统下线，本接口随之停用。归档库为 SQL Server（Hexagon 原生），读取的是 archive 副本库而非生产库——这样迁移对现有环境的运行、技术、系统与数据均无影响（REQ-MIG-05）。跨库接入新增 mssql_read 连接器与开源 TDS 驱动链（DD-52）。迁移的起始年份为 2016 年，对账口径见交接包 DD-37。</w:t>
       </w:r>
     </w:p>
     <w:p>
@@ -13545,14 +13701,8 @@
             <w:pPr>
               <w:spacing w:after="40" w:before="40" w:line="283" w:lineRule="auto"/>
             </w:pPr>
-            <w:r/>
-            <w:r>
-              <w:rPr>
-                <w:rFonts w:ascii="微软雅黑" w:hAnsi="微软雅黑" w:eastAsia="微软雅黑"/>
-                <w:b w:val="0"/>
-                <w:sz w:val="18"/>
-              </w:rPr>
-              <w:t>坐席与处置单位的在岗、勤务级别、班次、可用资源状态。</w:t>
+            <w:r>
+              <w:t>坐席与处置单位的在岗、班次、可用资源状态。勤务级别客户现未使用，接口自 CAD 保留为非必选项。</w:t>
             </w:r>
           </w:p>
         </w:tc>
@@ -13585,14 +13735,8 @@
             <w:pPr>
               <w:spacing w:after="40" w:before="40" w:line="283" w:lineRule="auto"/>
             </w:pPr>
-            <w:r/>
-            <w:r>
-              <w:rPr>
-                <w:rFonts w:ascii="微软雅黑" w:hAnsi="微软雅黑" w:eastAsia="微软雅黑"/>
-                <w:b w:val="0"/>
-                <w:sz w:val="18"/>
-              </w:rPr>
-              <w:t>服务水平、响应时长分布、复核与质检、异常事件。</w:t>
+            <w:r>
+              <w:t>服务水平、响应时长分布、异常事件。复核与质检属 IRMS（RFP 2.3.9.7），不在本系统范围。</w:t>
             </w:r>
           </w:p>
         </w:tc>
@@ -18215,14 +18359,8 @@
             <w:pPr>
               <w:spacing w:after="40" w:before="40" w:line="283" w:lineRule="auto"/>
             </w:pPr>
-            <w:r/>
-            <w:r>
-              <w:rPr>
-                <w:rFonts w:ascii="微软雅黑" w:hAnsi="微软雅黑" w:eastAsia="微软雅黑"/>
-                <w:b w:val="0"/>
-                <w:sz w:val="18"/>
-              </w:rPr>
-              <w:t>四个角色与 MOI 目录的映射；行级范围机制已具备但未启用。</w:t>
+            <w:r>
+              <w:t>四个角色与 MOI 目录的映射；行级部门过滤的本地映射表维护（AD 就绪前的过渡权威），见 10.3。</w:t>
             </w:r>
           </w:p>
         </w:tc>
@@ -18451,14 +18589,8 @@
             <w:pPr>
               <w:spacing w:after="40" w:before="40" w:line="283" w:lineRule="auto"/>
             </w:pPr>
-            <w:r/>
-            <w:r>
-              <w:rPr>
-                <w:rFonts w:ascii="微软雅黑" w:hAnsi="微软雅黑" w:eastAsia="微软雅黑"/>
-                <w:b w:val="0"/>
-                <w:sz w:val="18"/>
-              </w:rPr>
-              <w:t>代码表、班次、勤务级别、辖区、单位；源系统仅有单语名称时的双语对照维护。</w:t>
+            <w:r>
+              <w:t>代码表、班次时间窗口定义、辖区与单位的本地属性；源系统仅有单语名称时的双语对照维护。不维护排班计划——班次为派生时间带（见 5 章）。</w:t>
             </w:r>
           </w:p>
         </w:tc>
@@ -27464,6 +27596,140 @@
                 <w:sz w:val="16"/>
               </w:rPr>
               <w:t>决定空间分析与资源类指标能否交付：位置若仅为地址文本需地理编码；资源若仅有派单快照则资源可用率无法计算（4.6.2 · 8.2 · 对应 IR-41）。</w:t>
+            </w:r>
+          </w:p>
+        </w:tc>
+      </w:tr>
+      <w:tr>
+        <w:tc>
+          <w:tcPr>
+            <w:tcW w:type="dxa" w:w="850"/>
+          </w:tcPr>
+          <w:p>
+            <w:pPr>
+              <w:spacing w:after="40" w:before="40" w:line="283" w:lineRule="auto"/>
+            </w:pPr>
+            <w:r>
+              <w:t>T-30</w:t>
+            </w:r>
+          </w:p>
+        </w:tc>
+        <w:tc>
+          <w:tcPr>
+            <w:tcW w:type="dxa" w:w="1701"/>
+          </w:tcPr>
+          <w:p>
+            <w:pPr>
+              <w:spacing w:after="40" w:before="40" w:line="283" w:lineRule="auto"/>
+            </w:pPr>
+            <w:r>
+              <w:t>归档时间字段是否含时区</w:t>
+            </w:r>
+          </w:p>
+        </w:tc>
+        <w:tc>
+          <w:tcPr>
+            <w:tcW w:type="dxa" w:w="2608"/>
+          </w:tcPr>
+          <w:p>
+            <w:pPr>
+              <w:spacing w:after="40" w:before="40" w:line="283" w:lineRule="auto"/>
+            </w:pPr>
+            <w:r>
+              <w:t>归档库时间字段的实际类型：datetimeoffset（含时区偏移）、datetime 或 datetime2（不含）。</w:t>
+            </w:r>
+          </w:p>
+        </w:tc>
+        <w:tc>
+          <w:tcPr>
+            <w:tcW w:type="dxa" w:w="1361"/>
+          </w:tcPr>
+          <w:p>
+            <w:pPr>
+              <w:spacing w:after="40" w:before="40" w:line="283" w:lineRule="auto"/>
+            </w:pPr>
+            <w:r>
+              <w:t>DS / 现有运维方</w:t>
+            </w:r>
+          </w:p>
+        </w:tc>
+        <w:tc>
+          <w:tcPr>
+            <w:tcW w:type="dxa" w:w="2608"/>
+          </w:tcPr>
+          <w:p>
+            <w:pPr>
+              <w:spacing w:after="40" w:before="40" w:line="283" w:lineRule="auto"/>
+            </w:pPr>
+            <w:r>
+              <w:t>决定 REQ-MIG-08「保留原始时区」的应答方式。若源端为无时区类型，则原始时区信息在源端即不存在，任何投标人都无法迁出，本方按 DD-60 在迁移方案中如实表述并主动经 Q&amp;A 向 MOI 提出（4.6.1 · 对应 IR-42）。</w:t>
+            </w:r>
+          </w:p>
+        </w:tc>
+      </w:tr>
+      <w:tr>
+        <w:tc>
+          <w:tcPr>
+            <w:tcW w:type="dxa" w:w="850"/>
+          </w:tcPr>
+          <w:p>
+            <w:pPr>
+              <w:spacing w:after="40" w:before="40" w:line="283" w:lineRule="auto"/>
+            </w:pPr>
+            <w:r>
+              <w:t>T-31</w:t>
+            </w:r>
+          </w:p>
+        </w:tc>
+        <w:tc>
+          <w:tcPr>
+            <w:tcW w:type="dxa" w:w="1701"/>
+          </w:tcPr>
+          <w:p>
+            <w:pPr>
+              <w:spacing w:after="40" w:before="40" w:line="283" w:lineRule="auto"/>
+            </w:pPr>
+            <w:r>
+              <w:t>归档库的物理形态与升级记录</w:t>
+            </w:r>
+          </w:p>
+        </w:tc>
+        <w:tc>
+          <w:tcPr>
+            <w:tcW w:type="dxa" w:w="2608"/>
+          </w:tcPr>
+          <w:p>
+            <w:pPr>
+              <w:spacing w:after="40" w:before="40" w:line="283" w:lineRule="auto"/>
+            </w:pPr>
+            <w:r>
+              <w:t>归档为单库原地升级还是多代表集并存；是否留存 DDL 变更记录、发布说明或升级工单（不完整亦可）；历次升级的大致时点。</w:t>
+            </w:r>
+          </w:p>
+        </w:tc>
+        <w:tc>
+          <w:tcPr>
+            <w:tcW w:type="dxa" w:w="1361"/>
+          </w:tcPr>
+          <w:p>
+            <w:pPr>
+              <w:spacing w:after="40" w:before="40" w:line="283" w:lineRule="auto"/>
+            </w:pPr>
+            <w:r>
+              <w:t>DS / 现有运维方</w:t>
+            </w:r>
+          </w:p>
+        </w:tc>
+        <w:tc>
+          <w:tcPr>
+            <w:tcW w:type="dxa" w:w="2608"/>
+          </w:tcPr>
+          <w:p>
+            <w:pPr>
+              <w:spacing w:after="40" w:before="40" w:line="283" w:lineRule="auto"/>
+            </w:pPr>
+            <w:r>
+              <w:t>决定 raw 层物理落法（DD-58）。升级记录哪怕只有片段，也能把 schema 版本边界的反推从纯统计推断降为「推断 + 已知锚点」，可靠性差别很大（4.6.1 · 对应 IR-43）。</w:t>
             </w:r>
           </w:p>
         </w:tc>

--- a/OSS911_BI数据仓库_概要设计说明书_HLD_v0.3.docx
+++ b/OSS911_BI数据仓库_概要设计说明书_HLD_v0.3.docx
@@ -25028,6 +25028,19 @@
             <w:pPr>
               <w:spacing w:after="40" w:before="40" w:line="283" w:lineRule="auto"/>
             </w:pPr>
+            <w:r>
+              <w:t>水位线字段；是否存在单调递增序号；物理删除与原地更新的表达方式（有无软删除标记、更新是否必定变更时间戳）；能否提供逻辑复制及展示库 PostgreSQL 版本；是否存在整表重载式的 ETL 刷新。</w:t>
+            </w:r>
+          </w:p>
+        </w:tc>
+        <w:tc>
+          <w:tcPr>
+            <w:tcW w:type="dxa" w:w="1361"/>
+          </w:tcPr>
+          <w:p>
+            <w:pPr>
+              <w:spacing w:after="40" w:before="40" w:line="283" w:lineRule="auto"/>
+            </w:pPr>
             <w:r/>
             <w:r>
               <w:rPr>
@@ -25035,25 +25048,6 @@
                 <w:b w:val="0"/>
                 <w:sz w:val="16"/>
               </w:rPr>
-              <w:t>水位线字段；是否存在单调递增序号；软删除或变更日志的表达方式。</w:t>
-            </w:r>
-          </w:p>
-        </w:tc>
-        <w:tc>
-          <w:tcPr>
-            <w:tcW w:type="dxa" w:w="1361"/>
-          </w:tcPr>
-          <w:p>
-            <w:pPr>
-              <w:spacing w:after="40" w:before="40" w:line="283" w:lineRule="auto"/>
-            </w:pPr>
-            <w:r/>
-            <w:r>
-              <w:rPr>
-                <w:rFonts w:ascii="微软雅黑" w:hAnsi="微软雅黑" w:eastAsia="微软雅黑"/>
-                <w:b w:val="0"/>
-                <w:sz w:val="16"/>
-              </w:rPr>
               <w:t>DS</w:t>
             </w:r>
           </w:p>
@@ -25066,14 +25060,8 @@
             <w:pPr>
               <w:spacing w:after="40" w:before="40" w:line="283" w:lineRule="auto"/>
             </w:pPr>
-            <w:r/>
-            <w:r>
-              <w:rPr>
-                <w:rFonts w:ascii="微软雅黑" w:hAnsi="微软雅黑" w:eastAsia="微软雅黑"/>
-                <w:b w:val="0"/>
-                <w:sz w:val="16"/>
-              </w:rPr>
-              <w:t>只有时间戳时须加回看窗口兜底；无软删除表达则历史统计与 CAD 自身长期不一致且无法解释。</w:t>
+            <w:r>
+              <w:t>只有时间戳时须加回看窗口兜底；无软删除表达则历史统计与 CAD 自身长期不一致且无法解释，须以滚动窗口校验补偿。逻辑复制作为备选正式提出，DS 拒绝亦需留书面记录（4.3 · DD-61 · 对应 IR-02）。</w:t>
             </w:r>
           </w:p>
         </w:tc>
